--- a/submission_healthcare/02_Manuscript_Healthcare.docx
+++ b/submission_healthcare/02_Manuscript_Healthcare.docx
@@ -17,7 +17,7 @@
         <w:jc w:val="both"/>
       </w:pPr>
       <w:r>
-        <w:t>Assistive Speech and Braille Technologies for Children and Adolescents with Disabilities: A Systematic Review of Reading, Writing, and Learning Outcomes</w:t>
+        <w:t>Access or Learning? A Systematic Review of Speech and Braille Assistive Technologies for Children and Adolescents with Disabilities</w:t>
       </w:r>
     </w:p>
     <w:p>
@@ -243,7 +243,7 @@
         <w:tab/>
       </w:r>
       <w:r>
-        <w:t xml:space="preserve">Dean, Makkah National College (MNC), Makkah, Saudi Arabia; </w:t>
+        <w:t xml:space="preserve">Makkah National College (MNC), Makkah, Saudi Arabia; </w:t>
       </w:r>
       <w:hyperlink r:id="rId8" w:history="1">
         <w:r>
@@ -757,7 +757,25 @@
         <w:pStyle w:val="MDPI31text"/>
       </w:pPr>
       <w:r>
-        <w:t>PubMed, Web of Science, and Scopus were searched on 22 July 2026 and APA PsycInfo on 23 July 2026, each from inception, without date limits. Strategies combined three concept blocks: school-age population and disability; speech or Braille technology; and comparative or experimental design. Complete strategies and yields are given in Table S1. Supplementary methods comprised a Google Scholar search on 23 July 2026 (signed-out browser session, relevance ranking, first 200 records screened), backward reference checking of included reports and relevant reviews, forward citation searching in Google Scholar and Scopus, targeted searches of publisher platforms, and later verification searches of the same supplementary sources. ERIC, CINAHL, dissertation databases, trial registries, and engineering or computing databases (for example, IEEE Xplore and the ACM Digital Library) were not searched, and the strategies were not peer reviewed using the PRESS checklist; the consequences are considered in Section 4.6.</w:t>
+        <w:t xml:space="preserve">PubMed, Web of Science, and Scopus were searched on 22 July 2026 and APA PsycInfo on 23 July 2026, each from inception, without date limits. Strategies combined three concept blocks: school-age population and disability; speech or Braille technology; and comparative or experimental design. Complete strategies and yields are given in Table S1. Supplementary methods comprised a Google Scholar search on 23 July 2026 (signed-out browser session, relevance ranking, first 200 records screened), backward reference checking of included reports and relevant reviews, forward citation searching in Google Scholar and Scopus, targeted searches of publisher platforms, and later verification searches of the same supplementary sources. ERIC, CINAHL, dissertation databases, trial registries, and engineering or computing databases (for example, IEEE Xplore and the ACM Digital Library) were not searched, and the strategies were not peer reviewed using the PRESS checklist; the consequences are considered in Section 4.6. Before submission, a post-search check on 26 September 2026 queried a semantic literature search engine (Consensus) for each technology function. It identified five potentially eligible reports that were not among the included studies: three published before 2010 </w:t>
+      </w:r>
+      <w:r>
+        <w:t>[22–24]</w:t>
+      </w:r>
+      <w:r>
+        <w:t xml:space="preserve">, one published in 2023 </w:t>
+      </w:r>
+      <w:r>
+        <w:t>[25]</w:t>
+      </w:r>
+      <w:r>
+        <w:t xml:space="preserve">, and one published after the search closed </w:t>
+      </w:r>
+      <w:r>
+        <w:t>[26]</w:t>
+      </w:r>
+      <w:r>
+        <w:t>. Because screening, extraction, and appraisal were already complete, these reports were not added to the synthesis. They are listed as studies awaiting classification, with their design and reported direction of effect (Table S4, Panel E), and their potential influence on the conclusions is assessed in Section 4.6.</w:t>
       </w:r>
     </w:p>
     <w:p>
@@ -789,7 +807,7 @@
         <w:pStyle w:val="MDPI31text"/>
       </w:pPr>
       <w:r>
-        <w:t>One reviewer (A.K.D.) extracted data into a structured matrix, followed by a second verification pass by the same reviewer against the source reports. Fields covered citation, country, design, setting, sample and age, disability classification, technology function, intervention content and dose, comparator or phase structure, outcome domains and instruments, time points, numerical results with variability, effect estimates with confidence intervals (CIs), test statistics, attrition, and implementation information. Missing standard deviations were not imputed, graphs were not digitised, and effect sizes were not reconstructed from incomplete statistics. For two reports the full text could not be obtained; because their published abstracts reported the population, design, comparison, and learner-level outcome, they were retained for description and mapping but were not appraised and were excluded from the sensitivity synthesis. Values that were missing, ambiguous, or internally inconsistent in the source reports are identified at the point of use (Table S2).</w:t>
+        <w:t>One reviewer (A.K.D.) extracted data into a structured matrix, followed by a second verification pass by the same reviewer against the source reports. Fields covered citation, country, design, setting, sample and age, disability classification, technology function, intervention content and dose, comparator or phase structure, outcome domains and instruments, time points, numerical results with variability, effect estimates with confidence intervals (CIs), test statistics, attrition, and implementation information. Missing standard deviations were not imputed, graphs were not digitised, and effect sizes were not reconstructed from incomplete statistics. For two reports the full text could not be obtained; because their published abstracts reported the population, design, comparison, and learner-level outcome, they were retained for description and mapping but were not appraised and were excluded from the sensitivity synthesis. Values that were missing, ambiguous, or internally inconsistent in the source reports are identified at the point of use (Table S2). Before submission, the design, sample, comparison, and principal findings recorded for every included report were cross-checked against its published abstract; no discrepancy affecting eligibility, classification, or effect direction was found.</w:t>
       </w:r>
     </w:p>
     <w:p>
@@ -856,13 +874,13 @@
         <w:t xml:space="preserve">Tools were matched to design and applied to one prespecified target result per report. RoB 2 (including the crossover variant) was used for randomised studies and ROBINS-I for non-randomised and counterbalanced within-participant studies </w:t>
       </w:r>
       <w:r>
-        <w:t>[22,23]</w:t>
+        <w:t>[27,28]</w:t>
       </w:r>
       <w:r>
         <w:t xml:space="preserve">. Single-case experiments were rated against the What Works Clearinghouse (WWC) Procedures and Standards Handbook, version 5.0, as Meets Standards Without Reservations, Meets Standards With Reservations, or Does Not Meet Standards </w:t>
       </w:r>
       <w:r>
-        <w:t>[24]</w:t>
+        <w:t>[29]</w:t>
       </w:r>
       <w:r>
         <w:t xml:space="preserve">. Because WWC design standards do not constitute a complete risk-of-bias tool, selective outcome reporting, implementation fidelity, and unblinded outcome measurement were appraised separately. For ROBINS-I, the target trial and the prespecified confounding domains (age or grade, baseline literacy, disability severity, attention and language profile, prior technology experience, and co-interventions such as explicit instruction) are summarised in Table S3. Judgements were not converted into numerical scores. Appraisal was performed by one reviewer (A.K.D.). For summary displays, reports were classed as </w:t>
@@ -916,19 +934,19 @@
         <w:t xml:space="preserve"> and Cochrane guidance on methods other than meta-analysis </w:t>
       </w:r>
       <w:r>
-        <w:t>[25]</w:t>
+        <w:t>[30]</w:t>
       </w:r>
       <w:r>
         <w:t xml:space="preserve">. Within each group, results were tabulated and described in terms of the magnitude, precision, consistency, and applicability of each contrast, with greatest interpretive weight given to lower-risk evidence. To display the direction of effects across heterogeneous metrics, an effect-direction plot was constructed </w:t>
       </w:r>
       <w:r>
-        <w:t>[26,27]</w:t>
+        <w:t>[31,32]</w:t>
       </w:r>
       <w:r>
         <w:t xml:space="preserve">. For each report and outcome domain, the direction was coded as favouring the technology, favouring the comparator, or showing no clear difference, mixed results, or conflicting results. Coding was based on the reported contrast rather than on statistical significance. For single-case designs, a direction was assigned when at least 70% of participants or outcomes in the domain moved the same way; otherwise the domain was coded as mixed </w:t>
       </w:r>
       <w:r>
-        <w:t>[27]</w:t>
+        <w:t>[32]</w:t>
       </w:r>
       <w:r>
         <w:t>. The coding and its source statements are listed in Table S6. No sign test was applied, because the studies were few, small, and heterogeneous. A post hoc sensitivity synthesis was restricted to lower-risk reports.</w:t>
@@ -950,7 +968,7 @@
         <w:t xml:space="preserve">Certainty was rated with GRADE for each populated technology–outcome evidence body </w:t>
       </w:r>
       <w:r>
-        <w:t>[28]</w:t>
+        <w:t>[33]</w:t>
       </w:r>
       <w:r>
         <w:t>. Randomised evidence started at high certainty and non-randomised and single-case evidence at low certainty; when designs were mixed within a body, the randomised evidence set the starting level. Ratings were downgraded for risk of bias, inconsistency, indirectness, imprecision, and publication bias; no ratings were upgraded. Publication bias was judged qualitatively against the search restrictions (English-language and peer-reviewed reports only; no grey-literature, registry, or engineering sources). Findings are summarised in Table 2, and every downgrade is justified in Table S5.</w:t>
@@ -998,16 +1016,16 @@
         <w:t xml:space="preserve"> = 27). Twenty-seven reports were included </w:t>
       </w:r>
       <w:r>
-        <w:t>[29–55]</w:t>
+        <w:t>[34–60]</w:t>
       </w:r>
       <w:r>
         <w:t xml:space="preserve">: 17 were identified through the databases and 10 through supplementary methods. Two reports described one cohort </w:t>
       </w:r>
       <w:r>
-        <w:t>[29,30]</w:t>
-      </w:r>
-      <w:r>
-        <w:t>, so the reports represent at most 26 independent studies; overlap among four Swedish reports could not be excluded (Table S4, Panel C). Selected reports that appeared eligible but were excluded are listed with reasons in Table S4 (Panel D).</w:t>
+        <w:t>[34,35]</w:t>
+      </w:r>
+      <w:r>
+        <w:t>, so the reports represent at most 26 independent studies; overlap among four Swedish reports could not be excluded (Table S4, Panel C). Selected reports that appeared eligible but were excluded are listed with reasons in Table S4 (Panel D). Five potentially eligible reports identified by the post-search check are listed as studies awaiting classification (Table S4, Panel E) and are not counted in Figure 1.</w:t>
       </w:r>
     </w:p>
     <w:p>
@@ -1079,13 +1097,13 @@
         <w:t xml:space="preserve">The 27 reports were published between 1999 and 2026, and 20 were published in 2018 or later (Table 1; Table S2). Twelve came from the United States, seven from Sweden, one from Norway and Sweden, and one each from Canada, India, Indonesia, Italy, the Philippines, Saudi Arabia, and Taiwan. Only three were conducted in lower- or middle-income countries. Two reports were randomised </w:t>
       </w:r>
       <w:r>
-        <w:t>[36,37]</w:t>
+        <w:t>[41,42]</w:t>
       </w:r>
       <w:r>
         <w:t xml:space="preserve">, ten were non-randomised or counterbalanced within-participant comparisons, and fifteen were single-case experiments. Samples ranged from 1 to 149 learners. After removal of the confirmed overlap, the reports enrolled at most 577 learners with disabilities and 93 comparison peers without disabilities; one study also included seven teachers </w:t>
       </w:r>
       <w:r>
-        <w:t>[55]</w:t>
+        <w:t>[60]</w:t>
       </w:r>
       <w:r>
         <w:t>.</w:t>
@@ -1099,25 +1117,25 @@
         <w:t xml:space="preserve">Twenty-one reports enrolled learners with dyslexia, specific learning disabilities, or reading and writing difficulties, one of which also included learners with ADHD </w:t>
       </w:r>
       <w:r>
-        <w:t>[41]</w:t>
+        <w:t>[46]</w:t>
       </w:r>
       <w:r>
         <w:t xml:space="preserve">. Four enrolled learners with mild intellectual disability </w:t>
       </w:r>
       <w:r>
-        <w:t>[34,35,49,54]</w:t>
+        <w:t>[39,40,54,59]</w:t>
       </w:r>
       <w:r>
         <w:t xml:space="preserve">, one enrolled a single learner with ADHD </w:t>
       </w:r>
       <w:r>
-        <w:t>[48]</w:t>
+        <w:t>[53]</w:t>
       </w:r>
       <w:r>
         <w:t xml:space="preserve">, and one enrolled Braille learners with visual impairment </w:t>
       </w:r>
       <w:r>
-        <w:t>[55]</w:t>
+        <w:t>[60]</w:t>
       </w:r>
       <w:r>
         <w:t>. No included study enrolled deaf or hard-of-hearing learners. By function, seven reports (six studies; 108 learners with disabilities) evaluated STT, nineteen (459 learners) evaluated TTS or combined TTS and STT, and one (10 learners) evaluated an adaptive Braille tutor. Figure 2 maps this evidence against ICF-CY outcome domains. Evidence was concentrated on TTS and reading comprehension. It was sparse for learning outcomes and Braille, and absent for captioning, OBR, and participation, burden, stigma, harms, and abandonment.</w:t>
@@ -1196,6 +1214,7 @@
     <w:p>
       <w:pPr>
         <w:pStyle w:val="MDPI41tablecaption"/>
+        <w:keepNext/>
       </w:pPr>
       <w:r>
         <w:rPr>
@@ -1412,6 +1431,7 @@
           <w:p>
             <w:pPr>
               <w:pStyle w:val="MDPI42tablebody"/>
+              <w:keepNext/>
               <w:jc w:val="left"/>
             </w:pPr>
             <w:r>
@@ -1453,7 +1473,7 @@
               <w:rPr>
                 <w:sz w:val="16"/>
               </w:rPr>
-              <w:t>[29]</w:t>
+              <w:t>[34]</w:t>
             </w:r>
             <w:r>
               <w:rPr>
@@ -1608,7 +1628,7 @@
               <w:rPr>
                 <w:sz w:val="16"/>
               </w:rPr>
-              <w:t>[30]</w:t>
+              <w:t>[35]</w:t>
             </w:r>
             <w:r>
               <w:rPr>
@@ -1666,7 +1686,7 @@
               <w:rPr>
                 <w:sz w:val="16"/>
               </w:rPr>
-              <w:t>[29]</w:t>
+              <w:t>[34]</w:t>
             </w:r>
             <w:r>
               <w:rPr>
@@ -1775,7 +1795,7 @@
               <w:rPr>
                 <w:sz w:val="16"/>
               </w:rPr>
-              <w:t>[31]</w:t>
+              <w:t>[36]</w:t>
             </w:r>
             <w:r>
               <w:rPr>
@@ -1930,7 +1950,7 @@
               <w:rPr>
                 <w:sz w:val="16"/>
               </w:rPr>
-              <w:t>[32]</w:t>
+              <w:t>[37]</w:t>
             </w:r>
             <w:r>
               <w:rPr>
@@ -2085,7 +2105,7 @@
               <w:rPr>
                 <w:sz w:val="16"/>
               </w:rPr>
-              <w:t>[33]</w:t>
+              <w:t>[38]</w:t>
             </w:r>
             <w:r>
               <w:rPr>
@@ -2240,7 +2260,7 @@
               <w:rPr>
                 <w:sz w:val="16"/>
               </w:rPr>
-              <w:t>[34]</w:t>
+              <w:t>[39]</w:t>
             </w:r>
             <w:r>
               <w:rPr>
@@ -2395,7 +2415,7 @@
               <w:rPr>
                 <w:sz w:val="16"/>
               </w:rPr>
-              <w:t>[35]</w:t>
+              <w:t>[40]</w:t>
             </w:r>
             <w:r>
               <w:rPr>
@@ -2540,6 +2560,7 @@
           <w:p>
             <w:pPr>
               <w:pStyle w:val="MDPI42tablebody"/>
+              <w:keepNext/>
               <w:jc w:val="left"/>
             </w:pPr>
             <w:r>
@@ -2581,7 +2602,7 @@
               <w:rPr>
                 <w:sz w:val="16"/>
               </w:rPr>
-              <w:t>[36]</w:t>
+              <w:t>[41]</w:t>
             </w:r>
             <w:r>
               <w:rPr>
@@ -2736,7 +2757,7 @@
               <w:rPr>
                 <w:sz w:val="16"/>
               </w:rPr>
-              <w:t>[37]</w:t>
+              <w:t>[42]</w:t>
             </w:r>
             <w:r>
               <w:rPr>
@@ -2891,7 +2912,7 @@
               <w:rPr>
                 <w:sz w:val="16"/>
               </w:rPr>
-              <w:t>[38]</w:t>
+              <w:t>[43]</w:t>
             </w:r>
             <w:r>
               <w:rPr>
@@ -3046,7 +3067,7 @@
               <w:rPr>
                 <w:sz w:val="16"/>
               </w:rPr>
-              <w:t>[39]</w:t>
+              <w:t>[44]</w:t>
             </w:r>
             <w:r>
               <w:rPr>
@@ -3201,7 +3222,7 @@
               <w:rPr>
                 <w:sz w:val="16"/>
               </w:rPr>
-              <w:t>[40]</w:t>
+              <w:t>[45]</w:t>
             </w:r>
             <w:r>
               <w:rPr>
@@ -3356,7 +3377,7 @@
               <w:rPr>
                 <w:sz w:val="16"/>
               </w:rPr>
-              <w:t>[41]</w:t>
+              <w:t>[46]</w:t>
             </w:r>
             <w:r>
               <w:rPr>
@@ -3511,7 +3532,7 @@
               <w:rPr>
                 <w:sz w:val="16"/>
               </w:rPr>
-              <w:t>[42]</w:t>
+              <w:t>[47]</w:t>
             </w:r>
             <w:r>
               <w:rPr>
@@ -3666,7 +3687,7 @@
               <w:rPr>
                 <w:sz w:val="16"/>
               </w:rPr>
-              <w:t>[43]</w:t>
+              <w:t>[48]</w:t>
             </w:r>
             <w:r>
               <w:rPr>
@@ -3821,7 +3842,7 @@
               <w:rPr>
                 <w:sz w:val="16"/>
               </w:rPr>
-              <w:t>[44]</w:t>
+              <w:t>[49]</w:t>
             </w:r>
             <w:r>
               <w:rPr>
@@ -3976,7 +3997,7 @@
               <w:rPr>
                 <w:sz w:val="16"/>
               </w:rPr>
-              <w:t>[45]</w:t>
+              <w:t>[50]</w:t>
             </w:r>
             <w:r>
               <w:rPr>
@@ -4131,7 +4152,7 @@
               <w:rPr>
                 <w:sz w:val="16"/>
               </w:rPr>
-              <w:t>[46]</w:t>
+              <w:t>[51]</w:t>
             </w:r>
             <w:r>
               <w:rPr>
@@ -4286,7 +4307,7 @@
               <w:rPr>
                 <w:sz w:val="16"/>
               </w:rPr>
-              <w:t>[47]</w:t>
+              <w:t>[52]</w:t>
             </w:r>
             <w:r>
               <w:rPr>
@@ -4441,7 +4462,7 @@
               <w:rPr>
                 <w:sz w:val="16"/>
               </w:rPr>
-              <w:t>[48]</w:t>
+              <w:t>[53]</w:t>
             </w:r>
             <w:r>
               <w:rPr>
@@ -4596,7 +4617,7 @@
               <w:rPr>
                 <w:sz w:val="16"/>
               </w:rPr>
-              <w:t>[49]</w:t>
+              <w:t>[54]</w:t>
             </w:r>
             <w:r>
               <w:rPr>
@@ -4751,7 +4772,7 @@
               <w:rPr>
                 <w:sz w:val="16"/>
               </w:rPr>
-              <w:t>[50]</w:t>
+              <w:t>[55]</w:t>
             </w:r>
             <w:r>
               <w:rPr>
@@ -4906,7 +4927,7 @@
               <w:rPr>
                 <w:sz w:val="16"/>
               </w:rPr>
-              <w:t>[51]</w:t>
+              <w:t>[56]</w:t>
             </w:r>
             <w:r>
               <w:rPr>
@@ -5061,7 +5082,7 @@
               <w:rPr>
                 <w:sz w:val="16"/>
               </w:rPr>
-              <w:t>[52]</w:t>
+              <w:t>[57]</w:t>
             </w:r>
             <w:r>
               <w:rPr>
@@ -5216,7 +5237,7 @@
               <w:rPr>
                 <w:sz w:val="16"/>
               </w:rPr>
-              <w:t>[53]</w:t>
+              <w:t>[58]</w:t>
             </w:r>
             <w:r>
               <w:rPr>
@@ -5371,7 +5392,7 @@
               <w:rPr>
                 <w:sz w:val="16"/>
               </w:rPr>
-              <w:t>[54]</w:t>
+              <w:t>[59]</w:t>
             </w:r>
             <w:r>
               <w:rPr>
@@ -5516,6 +5537,7 @@
           <w:p>
             <w:pPr>
               <w:pStyle w:val="MDPI42tablebody"/>
+              <w:keepNext/>
               <w:jc w:val="left"/>
             </w:pPr>
             <w:r>
@@ -5557,7 +5579,7 @@
               <w:rPr>
                 <w:sz w:val="16"/>
               </w:rPr>
-              <w:t>[55]</w:t>
+              <w:t>[60]</w:t>
             </w:r>
             <w:r>
               <w:rPr>
@@ -5701,13 +5723,13 @@
         <w:t xml:space="preserve"> are learners with disabilities; peers without disabilities are shown in brackets. Reports </w:t>
       </w:r>
       <w:r>
-        <w:t>[29]</w:t>
+        <w:t>[34]</w:t>
       </w:r>
       <w:r>
         <w:t xml:space="preserve"> and </w:t>
       </w:r>
       <w:r>
-        <w:t>[30]</w:t>
+        <w:t>[35]</w:t>
       </w:r>
       <w:r>
         <w:t xml:space="preserve"> describe one overlapping cohort. Detailed characteristics and numerical results are given in Table S2, and appraisal rationales in Table S3.</w:t>
@@ -5741,43 +5763,43 @@
         <w:t xml:space="preserve">Tool-based judgements were assigned to 25 reports (Figure 3; Table S3); two reports available only as abstracts could not be rated </w:t>
       </w:r>
       <w:r>
-        <w:t>[50,52]</w:t>
+        <w:t>[55,57]</w:t>
       </w:r>
       <w:r>
         <w:t xml:space="preserve">. Of the two randomised reports, one was at high risk of bias </w:t>
       </w:r>
       <w:r>
-        <w:t>[36]</w:t>
+        <w:t>[41]</w:t>
       </w:r>
       <w:r>
         <w:t xml:space="preserve"> and the crossover experiment raised some concerns </w:t>
       </w:r>
       <w:r>
-        <w:t>[37]</w:t>
+        <w:t>[42]</w:t>
       </w:r>
       <w:r>
         <w:t xml:space="preserve">. Of the ten non-randomised or within-participant reports, five were at serious risk </w:t>
       </w:r>
       <w:r>
-        <w:t>[29,30,38,40,41]</w:t>
+        <w:t>[34,35,43,45,46]</w:t>
       </w:r>
       <w:r>
         <w:t xml:space="preserve"> and five at moderate risk </w:t>
       </w:r>
       <w:r>
-        <w:t>[31,32,39,42,43]</w:t>
+        <w:t>[36,37,44,47,48]</w:t>
       </w:r>
       <w:r>
         <w:t xml:space="preserve">. Of the thirteen single-case reports that could be rated, six met WWC standards with reservations </w:t>
       </w:r>
       <w:r>
-        <w:t>[44–47,51,53]</w:t>
+        <w:t>[49–52,56,58]</w:t>
       </w:r>
       <w:r>
         <w:t xml:space="preserve"> and seven did not meet them </w:t>
       </w:r>
       <w:r>
-        <w:t>[33–35,48,49,54,55]</w:t>
+        <w:t>[38–40,53,54,59,60]</w:t>
       </w:r>
       <w:r>
         <w:t>. No report reached the lowest risk category of any tool. Recurring problems were non-random allocation with residual confounding, attrition, unblinded outcome assessment, researcher-developed measures, analyses of multiple subgroups without adjustment for multiplicity, and single-case designs with fewer than three demonstrations of effect or too few baseline observations. Overall, 12 reports were classed as lower risk, 13 as higher risk, and 2 as not assessable.</w:t>
@@ -5948,19 +5970,19 @@
         <w:t xml:space="preserve">Fifteen reports compared comprehension with and without TTS or against an alternative accommodation. The direction favoured TTS in seven </w:t>
       </w:r>
       <w:r>
-        <w:t>[39,42,44–46,49,50]</w:t>
+        <w:t>[44,47,49–51,54,55]</w:t>
       </w:r>
       <w:r>
         <w:t xml:space="preserve">, was mixed or showed no clear difference in seven </w:t>
       </w:r>
       <w:r>
-        <w:t>[37,41,43,47,51,52,54]</w:t>
+        <w:t>[42,46,48,52,56,57,59]</w:t>
       </w:r>
       <w:r>
         <w:t xml:space="preserve">, and favoured the comparator in one, in which a human reader produced higher listening comprehension than TTS for all four students </w:t>
       </w:r>
       <w:r>
-        <w:t>[53]</w:t>
+        <w:t>[58]</w:t>
       </w:r>
       <w:r>
         <w:t>. The mixed results followed identifiable learner and task characteristics. In the randomised crossover experiment (</w:t>
@@ -5975,7 +5997,7 @@
         <w:t xml:space="preserve"> = 49), TTS improved comprehension in grades 3–5 but not in grades 6–9 </w:t>
       </w:r>
       <w:r>
-        <w:t>[37]</w:t>
+        <w:t>[42]</w:t>
       </w:r>
       <w:r>
         <w:t>. In the largest within-participant study (</w:t>
@@ -5990,69 +6012,69 @@
         <w:t xml:space="preserve"> = 94), only students with a dyslexic profile, whose listening comprehension exceeded their decoding, had a significant gain; this was reported as a 1.58-point difference in grade-equivalent score </w:t>
       </w:r>
       <w:r>
-        <w:t>[43]</w:t>
+        <w:t>[48]</w:t>
       </w:r>
       <w:r>
         <w:t xml:space="preserve">. Comprehension improved with TTS for students with ADHD but not for students with dyslexia in a mixed-factorial experiment </w:t>
       </w:r>
       <w:r>
-        <w:t>[41]</w:t>
+        <w:t>[46]</w:t>
       </w:r>
       <w:r>
         <w:t xml:space="preserve">, and only learners with dyslexia alone, rather than those with additional language impairment, showed a statistically significant gain </w:t>
       </w:r>
       <w:r>
-        <w:t>[39]</w:t>
+        <w:t>[44]</w:t>
       </w:r>
       <w:r>
         <w:t xml:space="preserve">. Synchronised highlighting added nothing to TTS alone </w:t>
       </w:r>
       <w:r>
-        <w:t>[39]</w:t>
+        <w:t>[44]</w:t>
       </w:r>
       <w:r>
         <w:t xml:space="preserve">, and TTS did not outperform repeated reading, although it took less than half the time </w:t>
       </w:r>
       <w:r>
+        <w:t>[52]</w:t>
+      </w:r>
+      <w:r>
+        <w:t>.</w:t>
+      </w:r>
+    </w:p>
+    <w:p>
+      <w:pPr>
+        <w:pStyle w:val="MDPI31text"/>
+      </w:pPr>
+      <w:r>
+        <w:t xml:space="preserve">Reading efficiency showed a more consistent pattern. Reading rate, reading time, or effort favoured TTS in five of the six reports that measured it </w:t>
+      </w:r>
+      <w:r>
+        <w:t>[42,46,51,52,55]</w:t>
+      </w:r>
+      <w:r>
+        <w:t xml:space="preserve">; the exception found no difference in fluency or completion time </w:t>
+      </w:r>
+      <w:r>
+        <w:t>[56]</w:t>
+      </w:r>
+      <w:r>
+        <w:t xml:space="preserve">. In the randomised crossover experiment, reading rate improved with TTS in both grade groups, and this effect was not moderated by symptoms of inattention or hyperactivity </w:t>
+      </w:r>
+      <w:r>
+        <w:t>[42]</w:t>
+      </w:r>
+      <w:r>
+        <w:t xml:space="preserve">. For students with dyslexia, TTS maintained comprehension while reducing reading time and effort </w:t>
+      </w:r>
+      <w:r>
+        <w:t>[46]</w:t>
+      </w:r>
+      <w:r>
+        <w:t xml:space="preserve">. It also reduced mind wandering and increased time on task </w:t>
+      </w:r>
+      <w:r>
         <w:t>[47]</w:t>
-      </w:r>
-      <w:r>
-        <w:t>.</w:t>
-      </w:r>
-    </w:p>
-    <w:p>
-      <w:pPr>
-        <w:pStyle w:val="MDPI31text"/>
-      </w:pPr>
-      <w:r>
-        <w:t xml:space="preserve">Reading efficiency showed a more consistent pattern. Reading rate, reading time, or effort favoured TTS in five of the six reports that measured it </w:t>
-      </w:r>
-      <w:r>
-        <w:t>[37,41,46,47,50]</w:t>
-      </w:r>
-      <w:r>
-        <w:t xml:space="preserve">; the exception found no difference in fluency or completion time </w:t>
-      </w:r>
-      <w:r>
-        <w:t>[51]</w:t>
-      </w:r>
-      <w:r>
-        <w:t xml:space="preserve">. In the randomised crossover experiment, reading rate improved with TTS in both grade groups, and this effect was not moderated by symptoms of inattention or hyperactivity </w:t>
-      </w:r>
-      <w:r>
-        <w:t>[37]</w:t>
-      </w:r>
-      <w:r>
-        <w:t xml:space="preserve">. For students with dyslexia, TTS maintained comprehension while reducing reading time and effort </w:t>
-      </w:r>
-      <w:r>
-        <w:t>[41]</w:t>
-      </w:r>
-      <w:r>
-        <w:t xml:space="preserve">. It also reduced mind wandering and increased time on task </w:t>
-      </w:r>
-      <w:r>
-        <w:t>[42]</w:t>
       </w:r>
       <w:r>
         <w:t>.</w:t>
@@ -6083,31 +6105,31 @@
         <w:t xml:space="preserve"> = 149 students in grades 4 and 8 and high school; serious risk of bias) provided 24 sessions of combined TTS and STT training. Both groups improved over time, but no between-group difference was detected after the intervention or at one-year follow-up, and about 30% of participants were unavailable at the final assessment </w:t>
       </w:r>
       <w:r>
-        <w:t>[38]</w:t>
+        <w:t>[43]</w:t>
       </w:r>
       <w:r>
         <w:t xml:space="preserve">. Among single-case reports, oral reading fluency increased by the end of the TTS phases and Lexile scores improved in two of four students </w:t>
       </w:r>
       <w:r>
-        <w:t>[44]</w:t>
+        <w:t>[49]</w:t>
       </w:r>
       <w:r>
         <w:t xml:space="preserve">, clear decoding improvement occurred in one of eight learners with intellectual disability </w:t>
       </w:r>
       <w:r>
-        <w:t>[49]</w:t>
+        <w:t>[54]</w:t>
       </w:r>
       <w:r>
         <w:t xml:space="preserve">, and one incompletely reported case described better reading and spelling performance </w:t>
       </w:r>
       <w:r>
-        <w:t>[48]</w:t>
+        <w:t>[53]</w:t>
       </w:r>
       <w:r>
         <w:t xml:space="preserve">. Two 20-participant group studies reported higher attainment after TTS-supported teaching: a mean post-test score of 28 versus 24 on an unvalidated general achievement test </w:t>
       </w:r>
       <w:r>
-        <w:t>[36]</w:t>
+        <w:t>[41]</w:t>
       </w:r>
       <w:r>
         <w:t xml:space="preserve">, and an adjusted mathematics effect of </w:t>
@@ -6131,7 +6153,7 @@
         <w:t xml:space="preserve"> &lt; 0.001, in a report with internally inconsistent standard deviations </w:t>
       </w:r>
       <w:r>
-        <w:t>[40]</w:t>
+        <w:t>[45]</w:t>
       </w:r>
       <w:r>
         <w:t>. Both were at high or serious risk of bias.</w:t>
@@ -6153,19 +6175,19 @@
         <w:t xml:space="preserve">Five studies examined writing with STT </w:t>
       </w:r>
       <w:r>
-        <w:t>[31–35]</w:t>
+        <w:t>[36–40]</w:t>
       </w:r>
       <w:r>
         <w:t xml:space="preserve">. Text length increased in two of the three single-case studies that measured it </w:t>
       </w:r>
       <w:r>
-        <w:t>[33,35]</w:t>
+        <w:t>[38,40]</w:t>
       </w:r>
       <w:r>
         <w:t xml:space="preserve">; in the third, gains in text length ranged from substantial to absent across learners </w:t>
       </w:r>
       <w:r>
-        <w:t>[34]</w:t>
+        <w:t>[39]</w:t>
       </w:r>
       <w:r>
         <w:t>. In a counterbalanced comparison of 28 children aged 10–13 years, composing with STT left fewer errors in the final text than keyboarding (</w:t>
@@ -6225,28 +6247,56 @@
         <w:t xml:space="preserve"> = 0.95) </w:t>
       </w:r>
       <w:r>
-        <w:t>[32]</w:t>
+        <w:t>[37]</w:t>
       </w:r>
       <w:r>
         <w:t xml:space="preserve">. Text quality favoured STT in two of five studies: STT essays by high-school students with learning disabilities were rated higher than handwritten essays, although scribed essays were rated highest </w:t>
       </w:r>
       <w:r>
-        <w:t>[31]</w:t>
+        <w:t>[36]</w:t>
       </w:r>
       <w:r>
         <w:t xml:space="preserve">, and all four learners with intellectual disability produced more content units </w:t>
       </w:r>
       <w:r>
+        <w:t>[40]</w:t>
+      </w:r>
+      <w:r>
+        <w:t xml:space="preserve">. In the remaining three, quality was unchanged or varied across learners </w:t>
+      </w:r>
+      <w:r>
+        <w:t>[37–39]</w:t>
+      </w:r>
+      <w:r>
+        <w:t>. The three single-case studies embedded STT in structured, explicit, or individualised writing instruction delivered over multiple sessions, whereas the two group comparisons tested a single composing session. None therefore isolates a technology-only effect or a durable learning effect.</w:t>
+      </w:r>
+    </w:p>
+    <w:p>
+      <w:pPr>
+        <w:pStyle w:val="MDPI23heading3"/>
+      </w:pPr>
+      <w:r>
+        <w:t>3.4.4. Speech-to-Text: Learning Outcomes</w:t>
+      </w:r>
+    </w:p>
+    <w:p>
+      <w:pPr>
+        <w:pStyle w:val="MDPI31text"/>
+      </w:pPr>
+      <w:r>
+        <w:t xml:space="preserve">One study series, reported twice, examined unaided reading and spelling after 16 weeks of STT-supported writing practice with legacy discrete-speech software. Learners with learning disabilities improved more than controls in word recognition, spelling, reading comprehension, and phonological processing </w:t>
+      </w:r>
+      <w:r>
+        <w:t>[34]</w:t>
+      </w:r>
+      <w:r>
+        <w:t xml:space="preserve">, and the expanded three-group report found advantages in word recognition and reading comprehension for both discrete- and continuous-speech STT </w:t>
+      </w:r>
+      <w:r>
         <w:t>[35]</w:t>
       </w:r>
       <w:r>
-        <w:t xml:space="preserve">. In the remaining three, quality was unchanged or varied across learners </w:t>
-      </w:r>
-      <w:r>
-        <w:t>[32–34]</w:t>
-      </w:r>
-      <w:r>
-        <w:t>. The three single-case studies embedded STT in structured, explicit, or individualised writing instruction delivered over multiple sessions, whereas the two group comparisons tested a single composing session. None therefore isolates a technology-only effect or a durable learning effect.</w:t>
+        <w:t>. Allocation was non-random, the comparison groups overlapped, and no effect estimates or CIs were reported.</w:t>
       </w:r>
     </w:p>
     <w:p>
@@ -6254,7 +6304,7 @@
         <w:pStyle w:val="MDPI23heading3"/>
       </w:pPr>
       <w:r>
-        <w:t>3.4.4. Speech-to-Text: Learning Outcomes</w:t>
+        <w:t>3.4.5. Adaptive Braille Learning</w:t>
       </w:r>
     </w:p>
     <w:p>
@@ -6262,19 +6312,13 @@
         <w:pStyle w:val="MDPI31text"/>
       </w:pPr>
       <w:r>
-        <w:t xml:space="preserve">One study series, reported twice, examined unaided reading and spelling after 16 weeks of STT-supported writing practice with legacy discrete-speech software. Learners with learning disabilities improved more than controls in word recognition, spelling, reading comprehension, and phonological processing </w:t>
-      </w:r>
-      <w:r>
-        <w:t>[29]</w:t>
-      </w:r>
-      <w:r>
-        <w:t xml:space="preserve">, and the expanded three-group report found advantages in word recognition and reading comprehension for both discrete- and continuous-speech STT </w:t>
-      </w:r>
-      <w:r>
-        <w:t>[30]</w:t>
-      </w:r>
-      <w:r>
-        <w:t>. Allocation was non-random, the comparison groups overlapped, and no effect estimates or CIs were reported.</w:t>
+        <w:t xml:space="preserve">One study evaluated an AI Braille tutor as a supplement to instruction from teachers of students with visual impairments </w:t>
+      </w:r>
+      <w:r>
+        <w:t>[60]</w:t>
+      </w:r>
+      <w:r>
+        <w:t>. Ten learners reached mastery of written Braille contractions in a mean of 7.00 sessions (range 1–12) with tutor support, compared with 9.58 sessions (range 3–16) with teacher instruction alone. Different contraction sets were used in each condition, the design did not meet WWC standards, and the authors described the difference as a trend. Independent Braille reading, broader literacy, and classroom attainment were not measured.</w:t>
       </w:r>
     </w:p>
     <w:p>
@@ -6282,7 +6326,7 @@
         <w:pStyle w:val="MDPI23heading3"/>
       </w:pPr>
       <w:r>
-        <w:t>3.4.5. Adaptive Braille Learning</w:t>
+        <w:t>3.4.6. Functions and Outcomes Without Eligible Evidence</w:t>
       </w:r>
     </w:p>
     <w:p>
@@ -6290,21 +6334,15 @@
         <w:pStyle w:val="MDPI31text"/>
       </w:pPr>
       <w:r>
-        <w:t xml:space="preserve">One study evaluated an AI Braille tutor as a supplement to instruction from teachers of students with visual impairments </w:t>
-      </w:r>
-      <w:r>
-        <w:t>[55]</w:t>
-      </w:r>
-      <w:r>
-        <w:t>. Ten learners reached mastery of written Braille contractions in a mean of 7.00 sessions (range 1–12) with tutor support, compared with 9.58 sessions (range 3–16) with teacher instruction alone. Different contraction sets were used in each condition, the design did not meet WWC standards, and the authors described the difference as a trend. Independent Braille reading, broader literacy, and classroom attainment were not measured.</w:t>
-      </w:r>
-    </w:p>
-    <w:p>
-      <w:pPr>
-        <w:pStyle w:val="MDPI23heading3"/>
-      </w:pPr>
-      <w:r>
-        <w:t>3.4.6. Functions and Outcomes Without Eligible Evidence</w:t>
+        <w:t>No eligible report evaluated automatic classroom captioning or OBR against a learner-level outcome, and no included study enrolled deaf or hard-of-hearing learners. The post-search check likewise located no learner-level comparative evaluation of either function in school-age learners; the reports it returned examined usability, user preference, recognition accuracy, or university students. No study measured participation in classroom discourse, correction burden, fatigue, stigma, privacy, adverse effects, or device abandonment. Because engineering, computing, and grey-literature sources were not searched, these are gaps in the evidence located by this review, and they should not be read as evidence that the technologies are ineffective.</w:t>
+      </w:r>
+    </w:p>
+    <w:p>
+      <w:pPr>
+        <w:pStyle w:val="MDPI22heading2"/>
+      </w:pPr>
+      <w:r>
+        <w:t>3.5. Sensitivity Synthesis and the Access–Learning Distinction</w:t>
       </w:r>
     </w:p>
     <w:p>
@@ -6312,44 +6350,28 @@
         <w:pStyle w:val="MDPI31text"/>
       </w:pPr>
       <w:r>
-        <w:t>No eligible report evaluated automatic classroom captioning or OBR against a learner-level outcome, and no included study enrolled deaf or hard-of-hearing learners. No study measured participation in classroom discourse, correction burden, fatigue, stigma, privacy, adverse effects, or device abandonment. Because engineering, computing, and grey-literature sources were not searched, these are gaps in the evidence located by this review, and they should not be read as evidence that the technologies are ineffective.</w:t>
-      </w:r>
-    </w:p>
-    <w:p>
-      <w:pPr>
-        <w:pStyle w:val="MDPI22heading2"/>
-      </w:pPr>
-      <w:r>
-        <w:t>3.5. Sensitivity Synthesis and the Access–Learning Distinction</w:t>
-      </w:r>
-    </w:p>
-    <w:p>
-      <w:pPr>
-        <w:pStyle w:val="MDPI31text"/>
-      </w:pPr>
-      <w:r>
         <w:t xml:space="preserve">Restricting the synthesis to the 12 lower-risk reports </w:t>
       </w:r>
       <w:r>
-        <w:t>[31,32,37,39,42–47,51,53]</w:t>
+        <w:t>[36,37,42,44,47–52,56,58]</w:t>
       </w:r>
       <w:r>
         <w:t xml:space="preserve"> left five of the seven evidence bodies empty: STT reading-related outcomes, general achievement, mathematics, spelling and pronunciation, and Braille acquisition. It also removed the largest controlled study </w:t>
       </w:r>
       <w:r>
-        <w:t>[38]</w:t>
+        <w:t>[43]</w:t>
       </w:r>
       <w:r>
         <w:t xml:space="preserve">. Eleven of the 12 lower-risk reports measured only access outcomes, and the twelfth, which also measured unaided reading, showed a mixed pattern </w:t>
       </w:r>
       <w:r>
-        <w:t>[44]</w:t>
+        <w:t>[49]</w:t>
       </w:r>
       <w:r>
         <w:t xml:space="preserve">. The conditional pattern for TTS comprehension and the more consistent reading-efficiency benefit persisted. Every favourable learning outcome in the review (unaided literacy, attainment, and Braille acquisition) therefore came from a report at high or serious risk of bias or not meeting WWC standards </w:t>
       </w:r>
       <w:r>
-        <w:t>[29,30,36,40,48,55]</w:t>
+        <w:t>[34,35,41,45,53,60]</w:t>
       </w:r>
       <w:r>
         <w:t>.</w:t>
@@ -6386,6 +6408,7 @@
     <w:p>
       <w:pPr>
         <w:pStyle w:val="MDPI41tablecaption"/>
+        <w:keepNext/>
       </w:pPr>
       <w:r>
         <w:rPr>
@@ -6584,7 +6607,7 @@
               <w:rPr>
                 <w:sz w:val="15"/>
               </w:rPr>
-              <w:t>[29,30]</w:t>
+              <w:t>[34,35]</w:t>
             </w:r>
           </w:p>
         </w:tc>
@@ -6736,7 +6759,7 @@
               <w:rPr>
                 <w:sz w:val="15"/>
               </w:rPr>
-              <w:t>[31–35]</w:t>
+              <w:t>[36–40]</w:t>
             </w:r>
           </w:p>
         </w:tc>
@@ -6901,7 +6924,7 @@
               <w:rPr>
                 <w:sz w:val="15"/>
               </w:rPr>
-              <w:t>[37–39,41–47,49–54]</w:t>
+              <w:t>[42–44,46–52,54–59]</w:t>
             </w:r>
           </w:p>
         </w:tc>
@@ -7040,7 +7063,7 @@
               <w:rPr>
                 <w:sz w:val="15"/>
               </w:rPr>
-              <w:t>[36]</w:t>
+              <w:t>[41]</w:t>
             </w:r>
           </w:p>
         </w:tc>
@@ -7166,7 +7189,7 @@
               <w:rPr>
                 <w:sz w:val="15"/>
               </w:rPr>
-              <w:t>[40]</w:t>
+              <w:t>[45]</w:t>
             </w:r>
           </w:p>
         </w:tc>
@@ -7318,7 +7341,7 @@
               <w:rPr>
                 <w:sz w:val="15"/>
               </w:rPr>
-              <w:t>[48]</w:t>
+              <w:t>[53]</w:t>
             </w:r>
           </w:p>
         </w:tc>
@@ -7444,7 +7467,7 @@
               <w:rPr>
                 <w:sz w:val="15"/>
               </w:rPr>
-              <w:t>[55]</w:t>
+              <w:t>[60]</w:t>
             </w:r>
           </w:p>
         </w:tc>
@@ -7613,7 +7636,7 @@
         <w:t xml:space="preserve">, and that the evidence for either use is of very low certainty. With TTS in use, reading became faster or less effortful in five of six reports, but comprehension improved in fewer than half, and the benefit depended on who was reading, what they were reading, and what TTS was compared with. With STT in use, learners produced longer texts and left fewer spelling errors, but the quality of their writing improved in only two of five studies. Claims that these technologies build durable skills, such as unaided reading, spelling, attainment, or Braille mastery, rested entirely on studies at high or serious risk of bias. The largest and longest controlled study found no advantage over usual support after one year </w:t>
       </w:r>
       <w:r>
-        <w:t>[38]</w:t>
+        <w:t>[43]</w:t>
       </w:r>
       <w:r>
         <w:t xml:space="preserve">. Two functions, automatic classroom captioning and OBR, had no eligible learner-level evaluation at all, even though both are the subject of active technical development </w:t>
@@ -7656,13 +7679,13 @@
         <w:t xml:space="preserve">. This review adds three observations. First, separating reading efficiency from comprehension shows that the more reliable benefit of TTS is to reading time and effort, which is itself a meaningful functional outcome for learners who otherwise read slowly and with fatigue. Second, several newer studies identify plausible modifiers of the comprehension benefit, namely grade, reading profile, attention, and comparator </w:t>
       </w:r>
       <w:r>
-        <w:t>[37,39,41,43]</w:t>
+        <w:t>[42,44,46,48]</w:t>
       </w:r>
       <w:r>
         <w:t xml:space="preserve">. Third, a human reader can outperform synthetic speech </w:t>
       </w:r>
       <w:r>
-        <w:t>[53]</w:t>
+        <w:t>[58]</w:t>
       </w:r>
       <w:r>
         <w:t xml:space="preserve">, so TTS should not be presumed equivalent to the human read-aloud accommodations it often replaces. For STT, the results support the distinction drawn in the scoping review between STT as a compensatory aid and STT as an instructional technology </w:t>
@@ -7674,7 +7697,19 @@
         <w:t xml:space="preserve">. A counterbalanced comparison showed precisely this compensatory pattern: fewer residual errors with unchanged text quality </w:t>
       </w:r>
       <w:r>
-        <w:t>[32]</w:t>
+        <w:t>[37]</w:t>
+      </w:r>
+      <w:r>
+        <w:t xml:space="preserve">. Two studies identified only after our search closed show the same compensatory pattern. Dictated narratives were longer and contained fewer surface errors, but were not of higher quality </w:t>
+      </w:r>
+      <w:r>
+        <w:t>[22]</w:t>
+      </w:r>
+      <w:r>
+        <w:t xml:space="preserve">; and in 107 fifth-grade students with dyslexia, texts written with STT were longer and more accurate, but 18 weeks of STT use did not improve text production when students wrote by hand </w:t>
+      </w:r>
+      <w:r>
+        <w:t>[26]</w:t>
       </w:r>
       <w:r>
         <w:t xml:space="preserve">. The Braille findings reproduce the conclusion of the earlier systematic review, that technology for Braille literacy has been evaluated in few, small, and weak studies </w:t>
@@ -7714,19 +7749,19 @@
         <w:t xml:space="preserve">. TTS removes the decoding barrier but does not supply vocabulary, background knowledge, oral-language comprehension, or sustained attention. It should therefore help most when listening comprehension exceeds decoding, which is the pattern observed for the dyslexic profile and for dyslexia without language impairment </w:t>
       </w:r>
       <w:r>
-        <w:t>[39,43]</w:t>
+        <w:t>[44,48]</w:t>
       </w:r>
       <w:r>
         <w:t xml:space="preserve">. STT removes the transcription barrier but does not plan, organise, or revise a text. It should therefore increase output and accuracy before it improves quality, which is again the observed pattern </w:t>
       </w:r>
       <w:r>
-        <w:t>[32,33]</w:t>
+        <w:t>[37,38]</w:t>
       </w:r>
       <w:r>
         <w:t xml:space="preserve">. One possibility is that older students, who have more practised reading strategies and face longer texts, gain less from a fixed synthetic voice </w:t>
       </w:r>
       <w:r>
-        <w:t>[37]</w:t>
+        <w:t>[42]</w:t>
       </w:r>
       <w:r>
         <w:t>. These mechanisms were not tested as mediators in the included studies and should be treated as hypotheses. They are, however, testable, and they imply that assessment of the child’s specific functional barrier, rather than the diagnostic label, should drive the choice of technology.</w:t>
@@ -7746,7 +7781,7 @@
         <w:t xml:space="preserve">. None of the included studies measured burden, fatigue, stigma, or abandonment, although these are well-recognised determinants of whether assistive products continue to be used </w:t>
       </w:r>
       <w:r>
-        <w:t>[7,56]</w:t>
+        <w:t>[7,61]</w:t>
       </w:r>
       <w:r>
         <w:t>.</w:t>
@@ -7847,6 +7882,7 @@
     <w:p>
       <w:pPr>
         <w:pStyle w:val="MDPI41tablecaption"/>
+        <w:keepNext/>
       </w:pPr>
       <w:r>
         <w:rPr>
@@ -8437,7 +8473,7 @@
         <w:t xml:space="preserve">The limitations of the evidence are substantial. Most studies were small, brief, non-randomised, or single-case. No report reached the lowest risk-of-bias category, only two reports provided an effect estimate with a CI, and several contained internally inconsistent or incompletely reported data </w:t>
       </w:r>
       <w:r>
-        <w:t>[40,48,49]</w:t>
+        <w:t>[45,53,54]</w:t>
       </w:r>
       <w:r>
         <w:t>. Many interventions combined technology with instruction.</w:t>
@@ -8448,10 +8484,28 @@
         <w:pStyle w:val="MDPI31text"/>
       </w:pPr>
       <w:r>
-        <w:t xml:space="preserve">The review process also has important limitations. Screening, extraction, and appraisal were each conducted by a single reviewer, with a verification pass by the same reviewer rather than independent duplicate assessment, which increases the risk of selection, extraction, and judgement errors. The search did not include ERIC, CINAHL, dissertation, trial-registry, or engineering and computing databases, and the strategies were not peer reviewed. Ten of the 27 included reports were found through supplementary rather than database searching, which indicates that the database strategies were not fully sensitive and that eligible studies, particularly education-indexed and recent studies, may have been missed. Restriction to English-language, peer-reviewed reports may have introduced language and publication bias. Two reports could be assessed only from their abstracts </w:t>
-      </w:r>
-      <w:r>
-        <w:t>[50,52]</w:t>
+        <w:t xml:space="preserve">The review process also has important limitations. Screening, extraction, and appraisal were each conducted by a single reviewer, with a verification pass by the same reviewer rather than independent duplicate assessment, which increases the risk of selection, extraction, and judgement errors. The search did not include ERIC, CINAHL, dissertation, trial-registry, or engineering and computing databases, and the strategies were not peer reviewed. Ten of the 27 included reports were found through supplementary rather than database searching, which indicates that the database strategies were not fully sensitive and that eligible studies, particularly education-indexed and recent studies, may have been missed. The post-search check identified five such reports (Table S4, Panel E), and all five are consistent with the review’s conclusions. Four found better comprehension or longer, more accurate texts while the technology was in use </w:t>
+      </w:r>
+      <w:r>
+        <w:t>[22–25]</w:t>
+      </w:r>
+      <w:r>
+        <w:t xml:space="preserve">. For learning outcomes, the largest found no transfer of STT use to handwriting </w:t>
+      </w:r>
+      <w:r>
+        <w:t>[26]</w:t>
+      </w:r>
+      <w:r>
+        <w:t xml:space="preserve">, and the only favourable result came from an uncontrolled before–after comparison </w:t>
+      </w:r>
+      <w:r>
+        <w:t>[25]</w:t>
+      </w:r>
+      <w:r>
+        <w:t xml:space="preserve">. Adding them would raise the proportion of comprehension comparisons favouring TTS from 7 of 15 to 9 of 17, still short of a consistent effect, and would make the evidence on STT learning outcomes inconsistent rather than favourable. Their inclusion would therefore reinforce, not alter, the access–learning conclusion, and certainty would remain very low. Restriction to English-language, peer-reviewed reports may have introduced language and publication bias. Two reports could be assessed only from their abstracts </w:t>
+      </w:r>
+      <w:r>
+        <w:t>[55,57]</w:t>
       </w:r>
       <w:r>
         <w:t>, and possible overlap among four Swedish cohorts could not be resolved. The synthesis groups, the ICF-CY mapping, the access–learning classification, the effect-direction plot, and the sensitivity synthesis were defined after data extraction; they are therefore labelled as post hoc and reported transparently. For these reasons, the evidence gaps for captioning and OBR should be read as gaps in the located evidence, and the conclusions should be updated as new trials appear.</w:t>
@@ -8484,7 +8538,7 @@
         <w:t>Supplementary Materials:</w:t>
       </w:r>
       <w:r>
-        <w:t xml:space="preserve"> The following supporting information can be downloaded at the journal website: Table S1: Search strategies and yields by information source; Table S2: Detailed characteristics and principal findings of the included reports; Table S3: Design-specific risk-of-bias and single-case appraisal; Table S4: Synthesis groups, protocol deviations, report linkage, and selected excluded reports; Table S5: GRADE evidence profile; Table S6: Outcome classification (ICF-CY domain; access or learning) and effect-direction coding. The completed PRISMA 2020 checklist is provided as a separate file.</w:t>
+        <w:t xml:space="preserve"> The following supporting information can be downloaded at the journal website: Table S1: Search strategies and yields by information source; Table S2: Detailed characteristics and principal findings of the included reports; Table S3: Design-specific risk-of-bias and single-case appraisal; Table S4: Synthesis groups, protocol deviations, report linkage, selected excluded reports, and studies awaiting classification; Table S5: GRADE evidence profile; Table S6: Outcome classification (ICF-CY domain; access or learning) and effect-direction coding. The completed PRISMA 2020 checklist is provided as a separate file.</w:t>
       </w:r>
     </w:p>
     <w:p>
@@ -8568,7 +8622,7 @@
         <w:t>Acknowledgments:</w:t>
       </w:r>
       <w:r>
-        <w:t xml:space="preserve"> During the preparation of this manuscript, the authors used Claude (Anthropic) to restructure and edit the text, to verify bibliographic metadata, and to generate figures from the authors’ extracted data. The authors reviewed and edited all output and take full responsibility for the content of this publication.</w:t>
+        <w:t xml:space="preserve"> During the preparation of this manuscript, the authors used Claude (Anthropic) to restructure and edit the text, to verify bibliographic metadata, to cross-check extracted study characteristics against published abstracts, to check for relevant studies not retrieved by the search, and to generate figures from the authors’ extracted data. The authors reviewed and edited all output and take full responsibility for the content of this publication.</w:t>
       </w:r>
     </w:p>
     <w:p>
@@ -9870,6 +9924,46 @@
       </w:pPr>
       <w:r>
         <w:t>Campbell, M.; McKenzie, J.E.; Sowden, A.; Katikireddi, S.V.; Brennan, S.E.; Ellis, S.; Hartmann-Boyce, J.; Ryan, R.; Shepperd, S.; Thomas, J.; et al. Synthesis without meta-analysis (SWiM) in systematic reviews: Reporting guideline. BMJ 2020, 368, l6890. https://doi.org/10.1136/bmj.l6890.</w:t>
+      </w:r>
+    </w:p>
+    <w:p>
+      <w:pPr>
+        <w:pStyle w:val="MDPI81references"/>
+      </w:pPr>
+      <w:r>
+        <w:t>Quinlan, T. Speech recognition technology and students with writing difficulties: Improving fluency. J. Educ. Psychol. 2004, 96, 337–346. https://doi.org/10.1037/0022-0663.96.2.337.</w:t>
+      </w:r>
+    </w:p>
+    <w:p>
+      <w:pPr>
+        <w:pStyle w:val="MDPI81references"/>
+      </w:pPr>
+      <w:r>
+        <w:t>Higgins, E.L.; Raskind, M.H. The compensatory effectiveness of the Quicktionary Reading Pen II on the reading comprehension of students with learning disabilities. J. Spec. Educ. Technol. 2005, 20, 31–40. https://doi.org/10.1177/016264340502000103.</w:t>
+      </w:r>
+    </w:p>
+    <w:p>
+      <w:pPr>
+        <w:pStyle w:val="MDPI81references"/>
+      </w:pPr>
+      <w:r>
+        <w:t>Izzo, M.V.; Yurick, A.; McArrell, B. Supported eText: Effects of text-to-speech on access and achievement for high school students with disabilities. J. Spec. Educ. Technol. 2009, 24, 9–20. https://doi.org/10.1177/016264340902400302.</w:t>
+      </w:r>
+    </w:p>
+    <w:p>
+      <w:pPr>
+        <w:pStyle w:val="MDPI81references"/>
+      </w:pPr>
+      <w:r>
+        <w:t>Kambouri, M.; Simon, H.; Brooks, G. Using speech-to-text technology to empower young writers with special educational needs. Res. Dev. Disabil. 2023, 135, 104466. https://doi.org/10.1016/j.ridd.2023.104466.</w:t>
+      </w:r>
+    </w:p>
+    <w:p>
+      <w:pPr>
+        <w:pStyle w:val="MDPI81references"/>
+      </w:pPr>
+      <w:r>
+        <w:t>Flütsch Keravec, S.; Schneider, H.; Hartmann, E. Writing acquisition and modality-effect of speech-to-text technology: An intervention study with students with dyslexia. Read. Writ. Q. 2026, advance online publication. https://doi.org/10.1080/10573569.2026.2664964.</w:t>
       </w:r>
     </w:p>
     <w:p>
